--- a/courts/dc-circuit/court-of-appeals/opening-brief/docx/reference.docx
+++ b/courts/dc-circuit/court-of-appeals/opening-brief/docx/reference.docx
@@ -314,12 +314,9 @@
       </w:r>
     </w:p>
     <w:sectPr>
-      <w:footerReference w:type="default" r:id="rIdFooterCourt"/>
+      <w:footerReference w:type="default" r:id="rIdFooter1"/>
       <w:pgSz w:w="12240" w:h="15840"/>
-      <w:pgMar w:top="1440" w:right="1440" w:bottom="1440" w:left="1440" w:header="720" w:footer="720" w:gutter="0"/>
-      <w:footnotePr>
-        <w:numRestart w:val="eachSect"/>
-      </w:footnotePr>
+      <w:pgMar w:top="1440" w:right="1440" w:bottom="1440" w:left="1440" w:header="720" w:footer="432" w:gutter="0"/>
     </w:sectPr>
   </w:body>
 </w:document>
@@ -330,7 +327,7 @@
 </file>
 
 <file path=word/footer1.xml><?xml version="1.0" encoding="utf-8"?>
-<w:ftr xmlns:w="http://schemas.openxmlformats.org/wordprocessingml/2006/main">
+<w:ftr xmlns:w="http://schemas.openxmlformats.org/wordprocessingml/2006/main" xmlns:r="http://schemas.openxmlformats.org/officeDocument/2006/relationships">
   <w:p>
     <w:pPr>
       <w:jc w:val="center"/>
@@ -514,14 +511,15 @@
     <w:rPrDefault>
       <w:rPr>
         <w:rFonts w:ascii="TeX Gyre Schola" w:hAnsi="TeX Gyre Schola" w:eastAsia="TeX Gyre Schola" w:cs="TeX Gyre Schola"/>
-        <w:sz w:val="24"/>
-        <w:szCs w:val="24"/>
+        <w:sz w:val="28"/>
+        <w:szCs w:val="28"/>
         <w:lang w:val="en-US" w:eastAsia="zh-CN" w:bidi="ar-SA"/>
       </w:rPr>
     </w:rPrDefault>
     <w:pPrDefault>
       <w:pPr>
-        <w:spacing w:after="200"/>
+        <w:widowControl/>
+        <w:spacing w:after="0"/>
       </w:pPr>
     </w:pPrDefault>
   </w:docDefaults>
@@ -536,9 +534,8 @@
     <w:link w:val="BodyTextChar"/>
     <w:qFormat/>
     <w:pPr>
+      <w:spacing w:before="0" w:after="0" w:line="500" w:lineRule="exact"/>
       <w:ind w:firstLine="720"/>
-      <w:spacing w:before="0" w:after="0" w:line="480" w:lineRule="exact"/>
-      <w:spacing w:before="180" w:after="180"/>
     </w:pPr>
   </w:style>
   <w:style w:type="paragraph" w:customStyle="1" w:styleId="FirstParagraph">
@@ -552,8 +549,6 @@
     <w:basedOn w:val="BodyText"/>
     <w:qFormat/>
     <w:pPr>
-      <w:ind w:firstLine="720"/>
-      <w:spacing w:before="0" w:after="0" w:line="480" w:lineRule="exact"/>
       <w:spacing w:before="36" w:after="36"/>
     </w:pPr>
   </w:style>
@@ -571,7 +566,7 @@
       <w:jc w:val="center"/>
     </w:pPr>
     <w:rPr>
-      <w:rFonts w:ascii="TeX Gyre Schola" w:hAnsi="TeX Gyre Schola" w:eastAsia="TeX Gyre Schola" w:cs="TeX Gyre Schola"/>
+      <w:rFonts w:asciiTheme="majorHAnsi" w:eastAsiaTheme="majorEastAsia" w:hAnsiTheme="majorHAnsi" w:cstheme="majorBidi"/>
       <w:sz w:val="56"/>
       <w:szCs w:val="56"/>
     </w:rPr>
@@ -583,7 +578,7 @@
     <w:uiPriority w:val="10"/>
     <w:rsid w:val="00A10FD9"/>
     <w:rPr>
-      <w:rFonts w:ascii="TeX Gyre Schola" w:hAnsi="TeX Gyre Schola" w:eastAsia="TeX Gyre Schola" w:cs="TeX Gyre Schola"/>
+      <w:rFonts w:asciiTheme="majorHAnsi" w:eastAsiaTheme="majorEastAsia" w:hAnsiTheme="majorHAnsi" w:cstheme="majorBidi"/>
       <w:sz w:val="56"/>
       <w:szCs w:val="56"/>
     </w:rPr>
@@ -602,7 +597,7 @@
       </w:numPr>
     </w:pPr>
     <w:rPr>
-      <w:rFonts w:ascii="TeX Gyre Schola" w:hAnsi="TeX Gyre Schola" w:eastAsia="TeX Gyre Schola" w:cs="TeX Gyre Schola"/>
+      <w:rFonts w:eastAsiaTheme="majorEastAsia" w:cstheme="majorBidi"/>
       <w:spacing w:val="15"/>
       <w:sz w:val="28"/>
       <w:szCs w:val="28"/>
@@ -615,7 +610,7 @@
     <w:uiPriority w:val="11"/>
     <w:rsid w:val="00A10FD9"/>
     <w:rPr>
-      <w:rFonts w:ascii="TeX Gyre Schola" w:hAnsi="TeX Gyre Schola" w:eastAsia="TeX Gyre Schola" w:cs="TeX Gyre Schola"/>
+      <w:rFonts w:eastAsiaTheme="majorEastAsia" w:cstheme="majorBidi"/>
       <w:color w:val="595959" w:themeColor="text1" w:themeTint="A6"/>
       <w:spacing w:val="15"/>
       <w:sz w:val="28"/>
@@ -701,14 +696,19 @@
     <w:pPr>
       <w:keepNext/>
       <w:keepLines/>
-      <w:spacing w:before="360" w:after="80"/>
+      <w:spacing w:before="240" w:after="120" w:line="420" w:lineRule="exact"/>
+      <w:ind w:firstLine="0"/>
+      <w:jc w:val="center"/>
       <w:outlineLvl w:val="0"/>
     </w:pPr>
     <w:rPr>
       <w:rFonts w:ascii="TeX Gyre Schola" w:hAnsi="TeX Gyre Schola" w:eastAsia="TeX Gyre Schola" w:cs="TeX Gyre Schola"/>
-      <w:color w:val="0F4761" w:themeColor="accent1" w:themeShade="BF"/>
-      <w:sz w:val="40"/>
-      <w:szCs w:val="40"/>
+      <w:b/>
+      <w:bCs/>
+      <w:caps/>
+      <w:color w:val="000000"/>
+      <w:sz w:val="28"/>
+      <w:szCs w:val="28"/>
     </w:rPr>
   </w:style>
   <w:style w:type="paragraph" w:styleId="Heading2">
@@ -724,14 +724,17 @@
     <w:pPr>
       <w:keepNext/>
       <w:keepLines/>
-      <w:spacing w:before="160" w:after="80"/>
+      <w:spacing w:before="240" w:after="120" w:line="420" w:lineRule="exact"/>
+      <w:ind w:firstLine="0"/>
       <w:outlineLvl w:val="1"/>
     </w:pPr>
     <w:rPr>
       <w:rFonts w:ascii="TeX Gyre Schola" w:hAnsi="TeX Gyre Schola" w:eastAsia="TeX Gyre Schola" w:cs="TeX Gyre Schola"/>
-      <w:color w:val="0F4761" w:themeColor="accent1" w:themeShade="BF"/>
-      <w:sz w:val="32"/>
-      <w:szCs w:val="32"/>
+      <w:b/>
+      <w:bCs/>
+      <w:color w:val="000000"/>
+      <w:sz w:val="28"/>
+      <w:szCs w:val="28"/>
     </w:rPr>
   </w:style>
   <w:style w:type="paragraph" w:styleId="Heading3">
@@ -747,12 +750,15 @@
     <w:pPr>
       <w:keepNext/>
       <w:keepLines/>
-      <w:spacing w:before="160" w:after="80"/>
+      <w:spacing w:before="240" w:after="120" w:line="420" w:lineRule="exact"/>
+      <w:ind w:firstLine="0"/>
       <w:outlineLvl w:val="2"/>
     </w:pPr>
     <w:rPr>
       <w:rFonts w:ascii="TeX Gyre Schola" w:hAnsi="TeX Gyre Schola" w:eastAsia="TeX Gyre Schola" w:cs="TeX Gyre Schola"/>
-      <w:color w:val="0F4761" w:themeColor="accent1" w:themeShade="BF"/>
+      <w:b/>
+      <w:bCs/>
+      <w:color w:val="000000"/>
       <w:sz w:val="28"/>
       <w:szCs w:val="28"/>
     </w:rPr>
@@ -770,14 +776,18 @@
     <w:pPr>
       <w:keepNext/>
       <w:keepLines/>
-      <w:spacing w:before="80" w:after="40"/>
+      <w:spacing w:before="240" w:after="120" w:line="420" w:lineRule="exact"/>
+      <w:ind w:firstLine="0"/>
       <w:outlineLvl w:val="3"/>
     </w:pPr>
     <w:rPr>
       <w:rFonts w:ascii="TeX Gyre Schola" w:hAnsi="TeX Gyre Schola" w:eastAsia="TeX Gyre Schola" w:cs="TeX Gyre Schola"/>
+      <w:b/>
+      <w:bCs/>
       <w:i/>
-      <w:iCs/>
-      <w:color w:val="0F4761" w:themeColor="accent1" w:themeShade="BF"/>
+      <w:color w:val="000000"/>
+      <w:sz w:val="28"/>
+      <w:szCs w:val="28"/>
     </w:rPr>
   </w:style>
   <w:style w:type="paragraph" w:styleId="Heading5">
@@ -793,12 +803,18 @@
     <w:pPr>
       <w:keepNext/>
       <w:keepLines/>
-      <w:spacing w:before="80" w:after="40"/>
+      <w:spacing w:before="240" w:after="120" w:line="420" w:lineRule="exact"/>
+      <w:ind w:firstLine="0"/>
       <w:outlineLvl w:val="4"/>
     </w:pPr>
     <w:rPr>
       <w:rFonts w:ascii="TeX Gyre Schola" w:hAnsi="TeX Gyre Schola" w:eastAsia="TeX Gyre Schola" w:cs="TeX Gyre Schola"/>
-      <w:color w:val="0F4761" w:themeColor="accent1" w:themeShade="BF"/>
+      <w:b/>
+      <w:bCs/>
+      <w:i/>
+      <w:color w:val="000000"/>
+      <w:sz w:val="28"/>
+      <w:szCs w:val="28"/>
     </w:rPr>
   </w:style>
   <w:style w:type="paragraph" w:styleId="Heading6">
@@ -818,7 +834,7 @@
       <w:outlineLvl w:val="5"/>
     </w:pPr>
     <w:rPr>
-      <w:rFonts w:ascii="TeX Gyre Schola" w:hAnsi="TeX Gyre Schola" w:eastAsia="TeX Gyre Schola" w:cs="TeX Gyre Schola"/>
+      <w:rFonts w:eastAsiaTheme="majorEastAsia" w:cstheme="majorBidi"/>
       <w:i/>
       <w:iCs/>
       <w:color w:val="595959" w:themeColor="text1" w:themeTint="A6"/>
@@ -841,7 +857,7 @@
       <w:outlineLvl w:val="6"/>
     </w:pPr>
     <w:rPr>
-      <w:rFonts w:ascii="TeX Gyre Schola" w:hAnsi="TeX Gyre Schola" w:eastAsia="TeX Gyre Schola" w:cs="TeX Gyre Schola"/>
+      <w:rFonts w:eastAsiaTheme="majorEastAsia" w:cstheme="majorBidi"/>
       <w:color w:val="595959" w:themeColor="text1" w:themeTint="A6"/>
     </w:rPr>
   </w:style>
@@ -862,7 +878,7 @@
       <w:outlineLvl w:val="7"/>
     </w:pPr>
     <w:rPr>
-      <w:rFonts w:ascii="TeX Gyre Schola" w:hAnsi="TeX Gyre Schola" w:eastAsia="TeX Gyre Schola" w:cs="TeX Gyre Schola"/>
+      <w:rFonts w:eastAsiaTheme="majorEastAsia" w:cstheme="majorBidi"/>
       <w:i/>
       <w:iCs/>
       <w:color w:val="272727" w:themeColor="text1" w:themeTint="D8"/>
@@ -885,7 +901,7 @@
       <w:outlineLvl w:val="8"/>
     </w:pPr>
     <w:rPr>
-      <w:rFonts w:ascii="TeX Gyre Schola" w:hAnsi="TeX Gyre Schola" w:eastAsia="TeX Gyre Schola" w:cs="TeX Gyre Schola"/>
+      <w:rFonts w:eastAsiaTheme="majorEastAsia" w:cstheme="majorBidi"/>
       <w:color w:val="272727" w:themeColor="text1" w:themeTint="D8"/>
     </w:rPr>
   </w:style>
@@ -896,7 +912,7 @@
     <w:uiPriority w:val="9"/>
     <w:rsid w:val="00A10FD9"/>
     <w:rPr>
-      <w:rFonts w:ascii="TeX Gyre Schola" w:hAnsi="TeX Gyre Schola" w:eastAsia="TeX Gyre Schola" w:cs="TeX Gyre Schola"/>
+      <w:rFonts w:asciiTheme="majorHAnsi" w:eastAsiaTheme="majorEastAsia" w:hAnsiTheme="majorHAnsi" w:cstheme="majorBidi"/>
       <w:color w:val="0F4761" w:themeColor="accent1" w:themeShade="BF"/>
       <w:sz w:val="40"/>
       <w:szCs w:val="40"/>
@@ -910,7 +926,7 @@
     <w:semiHidden/>
     <w:rsid w:val="00A10FD9"/>
     <w:rPr>
-      <w:rFonts w:ascii="TeX Gyre Schola" w:hAnsi="TeX Gyre Schola" w:eastAsia="TeX Gyre Schola" w:cs="TeX Gyre Schola"/>
+      <w:rFonts w:asciiTheme="majorHAnsi" w:eastAsiaTheme="majorEastAsia" w:hAnsiTheme="majorHAnsi" w:cstheme="majorBidi"/>
       <w:color w:val="0F4761" w:themeColor="accent1" w:themeShade="BF"/>
       <w:sz w:val="32"/>
       <w:szCs w:val="32"/>
@@ -924,7 +940,7 @@
     <w:semiHidden/>
     <w:rsid w:val="00A10FD9"/>
     <w:rPr>
-      <w:rFonts w:ascii="TeX Gyre Schola" w:hAnsi="TeX Gyre Schola" w:eastAsia="TeX Gyre Schola" w:cs="TeX Gyre Schola"/>
+      <w:rFonts w:eastAsiaTheme="majorEastAsia" w:cstheme="majorBidi"/>
       <w:color w:val="0F4761" w:themeColor="accent1" w:themeShade="BF"/>
       <w:sz w:val="28"/>
       <w:szCs w:val="28"/>
@@ -938,7 +954,7 @@
     <w:semiHidden/>
     <w:rsid w:val="00A10FD9"/>
     <w:rPr>
-      <w:rFonts w:ascii="TeX Gyre Schola" w:hAnsi="TeX Gyre Schola" w:eastAsia="TeX Gyre Schola" w:cs="TeX Gyre Schola"/>
+      <w:rFonts w:eastAsiaTheme="majorEastAsia" w:cstheme="majorBidi"/>
       <w:i/>
       <w:iCs/>
       <w:color w:val="0F4761" w:themeColor="accent1" w:themeShade="BF"/>
@@ -952,7 +968,7 @@
     <w:semiHidden/>
     <w:rsid w:val="00A10FD9"/>
     <w:rPr>
-      <w:rFonts w:ascii="TeX Gyre Schola" w:hAnsi="TeX Gyre Schola" w:eastAsia="TeX Gyre Schola" w:cs="TeX Gyre Schola"/>
+      <w:rFonts w:eastAsiaTheme="majorEastAsia" w:cstheme="majorBidi"/>
       <w:color w:val="0F4761" w:themeColor="accent1" w:themeShade="BF"/>
     </w:rPr>
   </w:style>
@@ -964,7 +980,7 @@
     <w:semiHidden/>
     <w:rsid w:val="00A10FD9"/>
     <w:rPr>
-      <w:rFonts w:ascii="TeX Gyre Schola" w:hAnsi="TeX Gyre Schola" w:eastAsia="TeX Gyre Schola" w:cs="TeX Gyre Schola"/>
+      <w:rFonts w:eastAsiaTheme="majorEastAsia" w:cstheme="majorBidi"/>
       <w:i/>
       <w:iCs/>
       <w:color w:val="595959" w:themeColor="text1" w:themeTint="A6"/>
@@ -978,7 +994,7 @@
     <w:semiHidden/>
     <w:rsid w:val="00A10FD9"/>
     <w:rPr>
-      <w:rFonts w:ascii="TeX Gyre Schola" w:hAnsi="TeX Gyre Schola" w:eastAsia="TeX Gyre Schola" w:cs="TeX Gyre Schola"/>
+      <w:rFonts w:eastAsiaTheme="majorEastAsia" w:cstheme="majorBidi"/>
       <w:color w:val="595959" w:themeColor="text1" w:themeTint="A6"/>
     </w:rPr>
   </w:style>
@@ -990,7 +1006,7 @@
     <w:semiHidden/>
     <w:rsid w:val="00A10FD9"/>
     <w:rPr>
-      <w:rFonts w:ascii="TeX Gyre Schola" w:hAnsi="TeX Gyre Schola" w:eastAsia="TeX Gyre Schola" w:cs="TeX Gyre Schola"/>
+      <w:rFonts w:eastAsiaTheme="majorEastAsia" w:cstheme="majorBidi"/>
       <w:i/>
       <w:iCs/>
       <w:color w:val="272727" w:themeColor="text1" w:themeTint="D8"/>
@@ -1004,9 +1020,18 @@
     <w:semiHidden/>
     <w:rsid w:val="00A10FD9"/>
     <w:rPr>
-      <w:rFonts w:ascii="TeX Gyre Schola" w:hAnsi="TeX Gyre Schola" w:eastAsia="TeX Gyre Schola" w:cs="TeX Gyre Schola"/>
+      <w:rFonts w:eastAsiaTheme="majorEastAsia" w:cstheme="majorBidi"/>
       <w:color w:val="272727" w:themeColor="text1" w:themeTint="D8"/>
     </w:rPr>
+  </w:style>
+  <w:style w:type="paragraph" w:customStyle="1" w:styleId="ListItem">
+    <w:name w:val="List Item"/>
+    <w:basedOn w:val="BodyText"/>
+    <w:qFormat/>
+    <w:pPr>
+      <w:spacing w:before="0" w:after="0" w:line="500" w:lineRule="exact"/>
+      <w:ind w:left="720" w:hanging="720"/>
+    </w:pPr>
   </w:style>
   <w:style w:type="paragraph" w:styleId="BlockText">
     <w:name w:val="Block Text"/>
@@ -1016,8 +1041,8 @@
     <w:unhideWhenUsed/>
     <w:qFormat/>
     <w:pPr>
-      <w:spacing w:before="100" w:after="100"/>
-      <w:ind w:firstLine="0" w:left="480" w:right="480"/>
+      <w:spacing w:before="200" w:after="200" w:line="420" w:lineRule="exact"/>
+      <w:ind w:firstLine="0" w:left="720" w:right="720"/>
     </w:pPr>
   </w:style>
   <w:style w:type="paragraph" w:styleId="FootnoteText">
@@ -1027,6 +1052,14 @@
     <w:uiPriority w:val="9"/>
     <w:unhideWhenUsed/>
     <w:qFormat/>
+    <w:pPr>
+      <w:keepLines/>
+      <w:spacing w:before="0" w:after="60" w:line="420" w:lineRule="exact"/>
+    </w:pPr>
+    <w:rPr>
+      <w:sz w:val="28"/>
+      <w:szCs w:val="28"/>
+    </w:rPr>
   </w:style>
   <w:style w:type="paragraph" w:styleId="FootnoteBlockText">
     <w:name w:val="Footnote Block Text"/>
@@ -1036,9 +1069,8 @@
     <w:unhideWhenUsed/>
     <w:qFormat/>
     <w:pPr>
-      <w:spacing w:before="0" w:after="0" w:line="320" w:lineRule="exact"/>
-      <w:spacing w:before="100" w:after="100"/>
-      <w:ind w:firstLine="0" w:left="480" w:right="480"/>
+      <w:spacing w:before="200" w:after="200"/>
+      <w:ind w:firstLine="0" w:left="720" w:right="720"/>
     </w:pPr>
   </w:style>
   <w:style w:type="character" w:default="1" w:styleId="DefaultParagraphFont">
@@ -1127,7 +1159,7 @@
     <w:name w:val="Verbatim Char"/>
     <w:basedOn w:val="BodyTextChar"/>
     <w:rPr>
-      <w:rFonts w:ascii="TeX Gyre Schola" w:hAnsi="TeX Gyre Schola" w:eastAsia="TeX Gyre Schola" w:cs="TeX Gyre Schola"/>
+      <w:rFonts w:ascii="Consolas" w:hAnsi="Consolas"/>
       <w:sz w:val="22"/>
     </w:rPr>
   </w:style>
@@ -1146,7 +1178,7 @@
     <w:name w:val="Hyperlink"/>
     <w:basedOn w:val="BodyTextChar"/>
     <w:rPr>
-      <w:color w:val="4F81BD" w:themeColor="accent1"/>
+      <w:color w:val="000000"/>
     </w:rPr>
   </w:style>
   <w:style w:type="paragraph" w:styleId="TOCHeading">
@@ -1161,7 +1193,7 @@
       <w:outlineLvl w:val="9"/>
     </w:pPr>
     <w:rPr>
-      <w:rFonts w:ascii="TeX Gyre Schola" w:hAnsi="TeX Gyre Schola" w:eastAsia="TeX Gyre Schola" w:cs="TeX Gyre Schola"/>
+      <w:rFonts w:asciiTheme="majorHAnsi" w:eastAsiaTheme="majorEastAsia" w:hAnsiTheme="majorHAnsi" w:cstheme="majorBidi"/>
       <w:b w:val="0"/>
       <w:bCs w:val="0"/>
       <w:color w:val="365F91" w:themeColor="accent1" w:themeShade="BF"/>
